--- a/00-produto/03-requerimentos-do-produto.docx
+++ b/00-produto/03-requerimentos-do-produto.docx
@@ -7,7 +7,7 @@
         <w:pStyle w:val="Title"/>
       </w:pPr>
       <w:r>
-        <w:t xml:space="preserve">PRD — Product Requirements Document</w:t>
+        <w:t xml:space="preserve">Requerimentos do Produto — {{PRODUTO}}</w:t>
       </w:r>
     </w:p>
     <w:sdt>
@@ -101,7 +101,7 @@
               <w:pStyle w:val="Compact"/>
             </w:pPr>
             <w:r>
-              <w:t xml:space="preserve">PRD-{{001}}</w:t>
+              <w:t xml:space="preserve">Requerimentos do Produto-{{001}}</w:t>
             </w:r>
           </w:p>
         </w:tc>
@@ -1150,13 +1150,13 @@
       </w:r>
     </w:p>
     <w:bookmarkEnd w:id="68"/>
-    <w:bookmarkStart w:id="69" w:name="microcopy-e-mensagens-de-erro"/>
+    <w:bookmarkStart w:id="69" w:name="microtextos-e-mensagens-de-erro"/>
     <w:p>
       <w:pPr>
         <w:pStyle w:val="Heading3"/>
       </w:pPr>
       <w:r>
-        <w:t xml:space="preserve">6.3 Microcopy e mensagens de erro</w:t>
+        <w:t xml:space="preserve">6.3 Microtextos e mensagens de erro</w:t>
       </w:r>
     </w:p>
     <w:tbl>
